--- a/libro/docx/08_hecho_atomico.docx
+++ b/libro/docx/08_hecho_atomico.docx
@@ -15,7 +15,7 @@
         <w:pStyle w:val="Heading2"/>
       </w:pPr>
       <w:r>
-        <w:t>La unidad mínima</w:t>
+        <w:t>La unidad mínima que hace funcionar todo</w:t>
       </w:r>
     </w:p>
     <w:p>
@@ -25,7 +25,7 @@
           <w:i w:val="0"/>
           <w:u w:val="none"/>
         </w:rPr>
-        <w:t xml:space="preserve">En los capítulos anteriores estuvimos presentando los ejes uno por uno, como si fueran piezas separadas de un rompecabezas. Es hora de mostrar la pieza que hace que el rompecabezas tenga sentido. Esa pieza no es ninguno de los ejes; es </w:t>
+        <w:t xml:space="preserve">A lo largo de los capítulos anteriores nos hemos dedicado a presentar nuestras ocho "cajas" (los ejes Q, O, L, T, N, K, P, M) como si fueran piezas sueltas de un enorme rompecabezas. Es hora de dejar de mirar las piezas por separado y empezar a armarlo. Para que este rompecabezas de datos tenga sentido y empiece a describir el mundo real, necesitamos una pieza central: </w:t>
       </w:r>
       <w:r>
         <w:rPr>
@@ -33,7 +33,7 @@
           <w:i w:val="0"/>
           <w:u w:val="none"/>
         </w:rPr>
-        <w:t>lo que se construye con ellos</w:t>
+        <w:t>lo que construimos al conectar esos ejes</w:t>
       </w:r>
       <w:r>
         <w:rPr>
@@ -51,7 +51,7 @@
           <w:i w:val="0"/>
           <w:u w:val="none"/>
         </w:rPr>
-        <w:t xml:space="preserve">Se llama </w:t>
+        <w:t xml:space="preserve">A esta pieza maestra la llamaremos </w:t>
       </w:r>
       <w:r>
         <w:rPr>
@@ -67,19 +67,18 @@
           <w:i w:val="0"/>
           <w:u w:val="none"/>
         </w:rPr>
-        <w:t xml:space="preserve"> y su forma es desarmadora de tan simple:</w:t>
+        <w:t>. Su estructura informática es tan simple que parece engañosa:</w:t>
       </w:r>
     </w:p>
     <w:p>
       <w:pPr>
-        <w:ind w:left="432"/>
+        <w:ind w:left="576"/>
       </w:pPr>
       <w:r>
         <w:rPr>
-          <w:rFonts w:ascii="Courier New" w:hAnsi="Courier New"/>
-          <w:sz w:val="18"/>
+          <w:i/>
         </w:rPr>
-        <w:t>hecho = (sujeto, predicado, objeto)</w:t>
+        <w:t>**hecho = (sujeto, predicado, objeto)**</w:t>
       </w:r>
     </w:p>
     <w:p>
@@ -89,7 +88,61 @@
           <w:i w:val="0"/>
           <w:u w:val="none"/>
         </w:rPr>
-        <w:t xml:space="preserve">Tres campos. El sujeto y el objeto son individuos de algún eje. El predicado es una etiqueta que vive en P (si es propiedad) o en M (si es relación). Eso es todo. </w:t>
+        <w:t xml:space="preserve">Solo tres campos. El </w:t>
+      </w:r>
+      <w:r>
+        <w:rPr>
+          <w:rFonts w:ascii="Courier New" w:hAnsi="Courier New"/>
+          <w:b w:val="0"/>
+          <w:i w:val="0"/>
+          <w:sz w:val="20"/>
+          <w:u w:val="none"/>
+        </w:rPr>
+        <w:t>sujeto</w:t>
+      </w:r>
+      <w:r>
+        <w:rPr>
+          <w:b w:val="0"/>
+          <w:i w:val="0"/>
+          <w:u w:val="none"/>
+        </w:rPr>
+        <w:t xml:space="preserve"> y el </w:t>
+      </w:r>
+      <w:r>
+        <w:rPr>
+          <w:rFonts w:ascii="Courier New" w:hAnsi="Courier New"/>
+          <w:b w:val="0"/>
+          <w:i w:val="0"/>
+          <w:sz w:val="20"/>
+          <w:u w:val="none"/>
+        </w:rPr>
+        <w:t>objeto</w:t>
+      </w:r>
+      <w:r>
+        <w:rPr>
+          <w:b w:val="0"/>
+          <w:i w:val="0"/>
+          <w:u w:val="none"/>
+        </w:rPr>
+        <w:t xml:space="preserve"> son individuos que sacamos de alguna de nuestras cajas de valor (como Personas, Lugares o Números). El </w:t>
+      </w:r>
+      <w:r>
+        <w:rPr>
+          <w:rFonts w:ascii="Courier New" w:hAnsi="Courier New"/>
+          <w:b w:val="0"/>
+          <w:i w:val="0"/>
+          <w:sz w:val="20"/>
+          <w:u w:val="none"/>
+        </w:rPr>
+        <w:t>predicado</w:t>
+      </w:r>
+      <w:r>
+        <w:rPr>
+          <w:b w:val="0"/>
+          <w:i w:val="0"/>
+          <w:u w:val="none"/>
+        </w:rPr>
+        <w:t xml:space="preserve"> es el cable conector que vive en P (si el dato es único) o en M (si el dato es múltiple). Y eso es todo. </w:t>
       </w:r>
       <w:r>
         <w:rPr>
@@ -97,7 +150,7 @@
           <w:i w:val="0"/>
           <w:u w:val="none"/>
         </w:rPr>
-        <w:t>Todo lo que el modelo sabe del mundo se compone, hecho a hecho, con esta forma.</w:t>
+        <w:t>Absolutamente toda la información que el sistema sabe del mundo se construye, bloque a bloque, utilizando esta misma forma exacta.</w:t>
       </w:r>
     </w:p>
     <w:p>
@@ -107,7 +160,7 @@
           <w:i w:val="0"/>
           <w:u w:val="none"/>
         </w:rPr>
-        <w:t>La afirmación se siente exagerada al principio. ¿Todo? ¿Las recetas, los goles, las canciones, los decretos, las llamadas a un LLM, las historias clínicas, los partidos de fútbol? Sí, todo. Y este capítulo se ocupa de demostrarlo: muestra por qué el hecho atómico basta, qué se gana al insistir en esa atomicidad, cómo se compone para describir cosas complejas, y por qué la forma resulta ser exactamente la que un LLM produce naturalmente cuando se le pide describir algo.</w:t>
+        <w:t>Sé que afirmar esto suena a exageración técnica. ¿De verdad todo cabe aquí? ¿Las recetas, los goles, las canciones de Los Beatles, las leyes de un gobierno, las historias clínicas y las llamadas a ChatGPT? Sí, todo. Este capítulo se va a encargar de demostrarlo. Vamos a ver por qué aferrarnos a esta estructura atómica lo cambia todo, cómo logramos describir cosas súper complejas acumulando piezas simples, y por qué —casi por arte de magia— esta estructura resulta ser exactamente la forma natural en la que los humanos y la Inteligencia Artificial hablan.</w:t>
       </w:r>
     </w:p>
     <w:p>
@@ -115,7 +168,7 @@
         <w:pStyle w:val="Heading2"/>
       </w:pPr>
       <w:r>
-        <w:t>La forma</w:t>
+        <w:t>La forma inalterable</w:t>
       </w:r>
     </w:p>
     <w:p>
@@ -125,7 +178,7 @@
           <w:i w:val="0"/>
           <w:u w:val="none"/>
         </w:rPr>
-        <w:t>Un hecho atómico es una tripleta. Cuatro ejemplos para empezar, uno por cada dominio que venimos siguiendo:</w:t>
+        <w:t>Como dijimos, un hecho atómico es siempre una frase de tres partes (una tripleta). Para visualizarlo, tomemos un ejemplo rápido de cada uno de los escenarios que venimos estudiando:</w:t>
       </w:r>
     </w:p>
     <w:p>
@@ -265,7 +318,7 @@
           <w:i w:val="0"/>
           <w:u w:val="none"/>
         </w:rPr>
-        <w:t xml:space="preserve">Cinco hechos atómicos. Cinco dominios. Cinco predicados distintos. Pero </w:t>
+        <w:t xml:space="preserve">Tenemos cinco hechos atómicos. Pertenecen a cinco industrias totalmente distintas y utilizan cinco cables diferentes. Pero, y esto es vital, todos mantienen </w:t>
       </w:r>
       <w:r>
         <w:rPr>
@@ -273,7 +326,7 @@
           <w:i w:val="0"/>
           <w:u w:val="none"/>
         </w:rPr>
-        <w:t>la misma forma</w:t>
+        <w:t>exactamente la misma forma estructural</w:t>
       </w:r>
       <w:r>
         <w:rPr>
@@ -281,7 +334,7 @@
           <w:i w:val="0"/>
           <w:u w:val="none"/>
         </w:rPr>
-        <w:t>. Ese es el primer mensaje del capítulo: la uniformidad no es decorativa, es la propiedad estructural más importante del modelo.</w:t>
+        <w:t>. Ese es el mensaje más potente de este capítulo: esta uniformidad no es un capricho para que el código se vea bonito, es la propiedad arquitectónica que hace que el sistema no se rompa nunca.</w:t>
       </w:r>
     </w:p>
     <w:p>
@@ -342,7 +395,7 @@
           <w:i w:val="0"/>
           <w:u w:val="none"/>
         </w:rPr>
-        <w:t>Veamos por qué.</w:t>
+        <w:t>Veamos por qué esto es tan poderoso.</w:t>
       </w:r>
     </w:p>
     <w:p>
@@ -350,7 +403,7 @@
         <w:pStyle w:val="Heading2"/>
       </w:pPr>
       <w:r>
-        <w:t>Tres exigencias que el hecho atómico cumple</w:t>
+        <w:t>La regla de diseño D3: El átomo de la información</w:t>
       </w:r>
     </w:p>
     <w:p>
@@ -360,7 +413,62 @@
           <w:i w:val="0"/>
           <w:u w:val="none"/>
         </w:rPr>
-        <w:t>Para que la unidad mínima funcione como base de una arquitectura universal, tiene que satisfacer tres exigencias acumulativas:</w:t>
+        <w:t xml:space="preserve">Ha llegado el momento de escribir esto en piedra. Se trata de nuestra </w:t>
+      </w:r>
+      <w:r>
+        <w:rPr>
+          <w:b/>
+          <w:i w:val="0"/>
+          <w:u w:val="none"/>
+        </w:rPr>
+        <w:t>tercera decisión de diseño</w:t>
+      </w:r>
+      <w:r>
+        <w:rPr>
+          <w:b w:val="0"/>
+          <w:i w:val="0"/>
+          <w:u w:val="none"/>
+        </w:rPr>
+        <w:t xml:space="preserve"> (después de la D1 y D2 que ya estudiamos), y probablemente es la regla más pesada de todo el libro, porque todo lo demás se apoya sobre ella:</w:t>
+      </w:r>
+    </w:p>
+    <w:p>
+      <w:pPr>
+        <w:ind w:left="576"/>
+      </w:pPr>
+      <w:r>
+        <w:rPr>
+          <w:i/>
+        </w:rPr>
+        <w:t>**D3 — Cualquier hecho de la realidad se va a representar siempre como una "tripleta atómica" de la forma `(sujeto, cable, objeto)`. Este cable debe estar tipado (saber qué cajas conecta) para que el sistema valide si el dato es lógico o absurdo. Las descripciones de cosas complejas jamás se construyen creando estructuras raras o tablas gigantes; se construyen apilando decenas de estas tripletas simples sobre un mismo sujeto.**</w:t>
+      </w:r>
+    </w:p>
+    <w:p>
+      <w:r>
+        <w:rPr>
+          <w:b w:val="0"/>
+          <w:i w:val="0"/>
+          <w:u w:val="none"/>
+        </w:rPr>
+        <w:t>Todo lo que leas a partir de aquí es la consecuencia directa de habernos atrevido a tomar esta decisión.</w:t>
+      </w:r>
+    </w:p>
+    <w:p>
+      <w:pPr>
+        <w:pStyle w:val="Heading2"/>
+      </w:pPr>
+      <w:r>
+        <w:t>Tres pruebas de fuego que el átomo debe superar</w:t>
+      </w:r>
+    </w:p>
+    <w:p>
+      <w:r>
+        <w:rPr>
+          <w:b w:val="0"/>
+          <w:i w:val="0"/>
+          <w:u w:val="none"/>
+        </w:rPr>
+        <w:t>Para que esta "unidad mínima" realmente funcione como el cimiento de cualquier base de datos mundial, tiene que cumplir tres reglas muy estrictas:</w:t>
       </w:r>
     </w:p>
     <w:p>
@@ -370,7 +478,7 @@
           <w:i w:val="0"/>
           <w:u w:val="none"/>
         </w:rPr>
-        <w:t>Exigencia 1: tipada.</w:t>
+        <w:t>Exigencia 1: Tiene que estar "Tipada" (Protección contra el caos).</w:t>
       </w:r>
       <w:r>
         <w:rPr>
@@ -378,7 +486,17 @@
           <w:i w:val="0"/>
           <w:u w:val="none"/>
         </w:rPr>
-        <w:t xml:space="preserve"> Cada hecho lleva implícita una signatura. El predicado </w:t>
+        <w:t xml:space="preserve"> </w:t>
+      </w:r>
+    </w:p>
+    <w:p>
+      <w:r>
+        <w:rPr>
+          <w:b w:val="0"/>
+          <w:i w:val="0"/>
+          <w:u w:val="none"/>
+        </w:rPr>
+        <w:t xml:space="preserve">Cada cable lleva pegada su propia regla de seguridad (su signatura). El cable </w:t>
       </w:r>
       <w:r>
         <w:rPr>
@@ -404,7 +522,7 @@
           <w:i/>
           <w:u w:val="none"/>
         </w:rPr>
-        <w:t>sabe</w:t>
+        <w:t>sabe de fábrica</w:t>
       </w:r>
       <w:r>
         <w:rPr>
@@ -412,7 +530,7 @@
           <w:i w:val="0"/>
           <w:u w:val="none"/>
         </w:rPr>
-        <w:t xml:space="preserve"> que su sujeto debe vivir en O y su objeto en N. Si alguien intenta </w:t>
+        <w:t xml:space="preserve"> que debe conectar un Objeto (eje O) con un Número (eje N). Si un programador cansado intenta ingresar el dato </w:t>
       </w:r>
       <w:r>
         <w:rPr>
@@ -422,7 +540,7 @@
           <w:sz w:val="20"/>
           <w:u w:val="none"/>
         </w:rPr>
-        <w:t>(receta_risotto, tiempo_coccion, "rojo")</w:t>
+        <w:t>(receta_risotto, tiempo_coccion, "muy rojo")</w:t>
       </w:r>
       <w:r>
         <w:rPr>
@@ -430,7 +548,7 @@
           <w:i w:val="0"/>
           <w:u w:val="none"/>
         </w:rPr>
-        <w:t>, el sistema lo rechaza: "rojo" está en K, no en N. La signatura convierte una tripleta opaca en un hecho validable.</w:t>
+        <w:t>, el sistema lo rechaza al instante: la palabra "rojo" no vive en la caja de Números. Esta protección es lo que convierte a nuestra tripleta en un bloque de información seguro y validable en tiempo real.</w:t>
       </w:r>
     </w:p>
     <w:p>
@@ -440,7 +558,7 @@
           <w:i w:val="0"/>
           <w:u w:val="none"/>
         </w:rPr>
-        <w:t>Exigencia 2: independiente.</w:t>
+        <w:t>Exigencia 2: Tiene que ser Independiente.</w:t>
       </w:r>
       <w:r>
         <w:rPr>
@@ -448,7 +566,17 @@
           <w:i w:val="0"/>
           <w:u w:val="none"/>
         </w:rPr>
-        <w:t xml:space="preserve"> Cada hecho atómico se sostiene por sí solo. No hace falta consultar otros hechos para entenderlo. </w:t>
+        <w:t xml:space="preserve"> </w:t>
+      </w:r>
+    </w:p>
+    <w:p>
+      <w:r>
+        <w:rPr>
+          <w:b w:val="0"/>
+          <w:i w:val="0"/>
+          <w:u w:val="none"/>
+        </w:rPr>
+        <w:t xml:space="preserve">Cada hecho atómico tiene que tener sentido por sí solo, sin depender de nada más. La frase </w:t>
       </w:r>
       <w:r>
         <w:rPr>
@@ -466,25 +594,7 @@
           <w:i w:val="0"/>
           <w:u w:val="none"/>
         </w:rPr>
-        <w:t xml:space="preserve"> significa lo mismo se acompañe o no de </w:t>
-      </w:r>
-      <w:r>
-        <w:rPr>
-          <w:rFonts w:ascii="Courier New" w:hAnsi="Courier New"/>
-          <w:b w:val="0"/>
-          <w:i w:val="0"/>
-          <w:sz w:val="20"/>
-          <w:u w:val="none"/>
-        </w:rPr>
-        <w:t>(gol_001, minuto, 87)</w:t>
-      </w:r>
-      <w:r>
-        <w:rPr>
-          <w:b w:val="0"/>
-          <w:i w:val="0"/>
-          <w:u w:val="none"/>
-        </w:rPr>
-        <w:t>. Esta independencia permite que los hechos vivan distribuidos en cualquier almacén — JSON files, base relacional, triple store, grafo de propiedades — sin perder semántica.</w:t>
+        <w:t xml:space="preserve"> significa exactamente lo mismo aunque se te olvide anotar el minuto en que ocurrió el gol. Esta independencia estructural nos da un superpoder: nos permite guardar estos datos en archivos de texto, en bases de datos relacionales, o enviarlos por internet sin que pierdan su significado original.</w:t>
       </w:r>
     </w:p>
     <w:p>
@@ -494,7 +604,7 @@
           <w:i w:val="0"/>
           <w:u w:val="none"/>
         </w:rPr>
-        <w:t>Exigencia 3: componible.</w:t>
+        <w:t>Exigencia 3: Tiene que ser Componible (Apilable).</w:t>
       </w:r>
       <w:r>
         <w:rPr>
@@ -502,23 +612,17 @@
           <w:i w:val="0"/>
           <w:u w:val="none"/>
         </w:rPr>
-        <w:t xml:space="preserve"> Aunque cada hecho sea independiente, los hechos </w:t>
+        <w:t xml:space="preserve"> </w:t>
       </w:r>
-      <w:r>
-        <w:rPr>
-          <w:b w:val="0"/>
-          <w:i/>
-          <w:u w:val="none"/>
-        </w:rPr>
-        <w:t>se combinan</w:t>
-      </w:r>
+    </w:p>
+    <w:p>
       <w:r>
         <w:rPr>
           <w:b w:val="0"/>
           <w:i w:val="0"/>
           <w:u w:val="none"/>
         </w:rPr>
-        <w:t xml:space="preserve"> sobre sujetos compartidos para describir cosas complejas. La receta no se "describe" en un solo hecho; se describe con varios hechos que comparten </w:t>
+        <w:t xml:space="preserve">Aunque los hechos son independientes, su verdadera magia se desata cuando los "apilas" uno sobre otro usando el mismo sujeto para describir realidades complejas. Por ejemplo, una receta de cocina no se describe en una sola frase gigantesca. Se describe con una lluvia de hechos atómicos que comparten a </w:t>
       </w:r>
       <w:r>
         <w:rPr>
@@ -754,7 +858,7 @@
           <w:i w:val="0"/>
           <w:u w:val="none"/>
         </w:rPr>
-        <w:t>Ocho hechos atómicos describen la receta. Cada uno se entiende por separado. Juntos, dibujan el objeto completo.</w:t>
+        <w:t xml:space="preserve">Ocho pequeñas piezas de Lego se han apilado para dibujar el plato completo. Cada pieza se entiende por separado, pero juntas forman la receta. </w:t>
       </w:r>
     </w:p>
     <w:p>
@@ -764,7 +868,7 @@
           <w:i w:val="0"/>
           <w:u w:val="none"/>
         </w:rPr>
-        <w:t xml:space="preserve">La operación inversa también vale: si la receta se vuelve "más detallada" — alguien quiere agregar las cantidades exactas de cada ingrediente —, </w:t>
+        <w:t xml:space="preserve">Lo increíble viene cuando el restaurante quiere ser más preciso y añadir el peso exacto de cada ingrediente. En una base de datos tradicional, esto obligaría a destruir la tabla de ingredientes y crear una nueva con más columnas (rompiendo todo el sistema). En nuestra arquitectura, </w:t>
       </w:r>
       <w:r>
         <w:rPr>
@@ -772,7 +876,7 @@
           <w:i w:val="0"/>
           <w:u w:val="none"/>
         </w:rPr>
-        <w:t>no hace falta cambiar la estructura del modelo</w:t>
+        <w:t>la estructura jamás cambia</w:t>
       </w:r>
       <w:r>
         <w:rPr>
@@ -780,7 +884,23 @@
           <w:i w:val="0"/>
           <w:u w:val="none"/>
         </w:rPr>
-        <w:t>. Se agregan más hechos atómicos. Por ejemplo, reificando cada ingrediente como una situación con cantidad y unidad:</w:t>
+        <w:t xml:space="preserve">. Simplemente agregamos un par de tripletas más, convirtiendo el uso del ingrediente en un evento físico (algo que ya aprendimos a llamar </w:t>
+      </w:r>
+      <w:r>
+        <w:rPr>
+          <w:b w:val="0"/>
+          <w:i/>
+          <w:u w:val="none"/>
+        </w:rPr>
+        <w:t>reificación</w:t>
+      </w:r>
+      <w:r>
+        <w:rPr>
+          <w:b w:val="0"/>
+          <w:i w:val="0"/>
+          <w:u w:val="none"/>
+        </w:rPr>
+        <w:t>):</w:t>
       </w:r>
     </w:p>
     <w:p>
@@ -894,7 +1014,7 @@
           <w:i w:val="0"/>
           <w:u w:val="none"/>
         </w:rPr>
-        <w:t xml:space="preserve">La estructura no cambia. Solo crecen los hechos. Esta es una propiedad enorme: </w:t>
+        <w:t xml:space="preserve">Esta es la ventaja más espectacular del modelo: </w:t>
       </w:r>
       <w:r>
         <w:rPr>
@@ -902,7 +1022,7 @@
           <w:i w:val="0"/>
           <w:u w:val="none"/>
         </w:rPr>
-        <w:t>el modelo escala por acumulación de tripletas, no por refactor de esquema</w:t>
+        <w:t>el sistema escala acumulando bloques de información, no obligando a los programadores a rediseñar la base de datos</w:t>
       </w:r>
       <w:r>
         <w:rPr>
@@ -918,7 +1038,7 @@
         <w:pStyle w:val="Heading2"/>
       </w:pPr>
       <w:r>
-        <w:t>El grafo de hechos</w:t>
+        <w:t>El universo de los datos es solo una pizarra gigante</w:t>
       </w:r>
     </w:p>
     <w:p>
@@ -928,7 +1048,23 @@
           <w:i w:val="0"/>
           <w:u w:val="none"/>
         </w:rPr>
-        <w:t xml:space="preserve">Cuando los hechos atómicos se acumulan, se forma un grafo. Cada individuo de V es un nodo; cada hecho es una arista etiquetada que lo conecta con otro individuo. Una base de conocimiento WQuestions es, literalmente, </w:t>
+        <w:t xml:space="preserve">A medida que tu empresa empieza a guardar miles y millones de estos hechos atómicos, se empieza a formar una red inmensa a la que llamamos un </w:t>
+      </w:r>
+      <w:r>
+        <w:rPr>
+          <w:b w:val="0"/>
+          <w:i/>
+          <w:u w:val="none"/>
+        </w:rPr>
+        <w:t>grafo</w:t>
+      </w:r>
+      <w:r>
+        <w:rPr>
+          <w:b w:val="0"/>
+          <w:i w:val="0"/>
+          <w:u w:val="none"/>
+        </w:rPr>
+        <w:t xml:space="preserve">. Técnicamente hablando, tu base de datos WQuestions no es más que </w:t>
       </w:r>
       <w:r>
         <w:rPr>
@@ -936,7 +1072,7 @@
           <w:i w:val="0"/>
           <w:u w:val="none"/>
         </w:rPr>
-        <w:t>un conjunto finito de hechos atómicos</w:t>
+        <w:t>un conjunto gigante de oraciones de tres partes</w:t>
       </w:r>
       <w:r>
         <w:rPr>
@@ -944,7 +1080,7 @@
           <w:i w:val="0"/>
           <w:u w:val="none"/>
         </w:rPr>
-        <w:t xml:space="preserve"> — ni más ni menos.</w:t>
+        <w:t>. Ni más, ni menos.</w:t>
       </w:r>
     </w:p>
     <w:p>
@@ -954,7 +1090,7 @@
           <w:i w:val="0"/>
           <w:u w:val="none"/>
         </w:rPr>
-        <w:t xml:space="preserve">Esto importa porque significa que el "estado del mundo según el sistema" se reduce a contar y proyectar tripletas. No hay archivos, índices secundarios, vistas materializadas, schemas escondidos. Solo tripletas. Si alguien necesita responder </w:t>
+        <w:t xml:space="preserve">Esto es liberador porque significa que "el estado de la realidad" para el sistema se reduce a contar cables. No hay archivos ocultos, ni arquitecturas secretas que solo entienden los creadores del software. Si le pides a la computadora </w:t>
       </w:r>
       <w:r>
         <w:rPr>
@@ -962,7 +1098,7 @@
           <w:i/>
           <w:u w:val="none"/>
         </w:rPr>
-        <w:t>"¿quién compuso Yesterday?"</w:t>
+        <w:t>"¿quién compuso la canción Yesterday?"</w:t>
       </w:r>
       <w:r>
         <w:rPr>
@@ -970,7 +1106,7 @@
           <w:i w:val="0"/>
           <w:u w:val="none"/>
         </w:rPr>
-        <w:t xml:space="preserve">, lo único que necesita es buscar tripletas con sujeto </w:t>
+        <w:t xml:space="preserve">, la máquina solo busca cables que arranquen en </w:t>
       </w:r>
       <w:r>
         <w:rPr>
@@ -988,7 +1124,7 @@
           <w:i w:val="0"/>
           <w:u w:val="none"/>
         </w:rPr>
-        <w:t xml:space="preserve"> y predicado </w:t>
+        <w:t xml:space="preserve"> y que usen la etiqueta </w:t>
       </w:r>
       <w:r>
         <w:rPr>
@@ -1006,7 +1142,17 @@
           <w:i w:val="0"/>
           <w:u w:val="none"/>
         </w:rPr>
-        <w:t xml:space="preserve">. Si necesita </w:t>
+        <w:t xml:space="preserve">. </w:t>
+      </w:r>
+    </w:p>
+    <w:p>
+      <w:r>
+        <w:rPr>
+          <w:b w:val="0"/>
+          <w:i w:val="0"/>
+          <w:u w:val="none"/>
+        </w:rPr>
+        <w:t xml:space="preserve">Si pides algo complejo como </w:t>
       </w:r>
       <w:r>
         <w:rPr>
@@ -1014,7 +1160,7 @@
           <w:i/>
           <w:u w:val="none"/>
         </w:rPr>
-        <w:t>"¿qué compositores escribieron canciones después de 1960?"</w:t>
+        <w:t>"búscame a todos los compositores que hicieron canciones después de 1960"</w:t>
       </w:r>
       <w:r>
         <w:rPr>
@@ -1022,7 +1168,7 @@
           <w:i w:val="0"/>
           <w:u w:val="none"/>
         </w:rPr>
-        <w:t xml:space="preserve">, busca tripletas con predicado </w:t>
+        <w:t xml:space="preserve">, el sistema hace un trabajo muy tonto pero muy rápido: busca todos los cables de </w:t>
       </w:r>
       <w:r>
         <w:rPr>
@@ -1040,7 +1186,7 @@
           <w:i w:val="0"/>
           <w:u w:val="none"/>
         </w:rPr>
-        <w:t xml:space="preserve">, filtra las que tengan objeto &gt; 1960, sigue al sujeto-canción, busca su </w:t>
+        <w:t xml:space="preserve"> donde el número final sea mayor a 1960; luego mira qué canciones están pegadas a esos cables, y finalmente rastrea quién es su </w:t>
       </w:r>
       <w:r>
         <w:rPr>
@@ -1058,7 +1204,7 @@
           <w:i w:val="0"/>
           <w:u w:val="none"/>
         </w:rPr>
-        <w:t>. Cada paso es una consulta sobre tripletas. Nada más.</w:t>
+        <w:t>. Cada paso es simplemente saltar de una tripleta a otra. Fin del misterio.</w:t>
       </w:r>
     </w:p>
     <w:p>
@@ -1066,7 +1212,7 @@
         <w:pStyle w:val="Heading2"/>
       </w:pPr>
       <w:r>
-        <w:t>Reificación: cuando una tripleta no alcanza</w:t>
+        <w:t>Cuando tres palabras no son suficientes: La Reificación en acción</w:t>
       </w:r>
     </w:p>
     <w:p>
@@ -1076,39 +1222,7 @@
           <w:i w:val="0"/>
           <w:u w:val="none"/>
         </w:rPr>
-        <w:t xml:space="preserve">Hay un caso donde una sola tripleta parece insuficiente: cuando lo que se quiere decir tiene </w:t>
-      </w:r>
-      <w:r>
-        <w:rPr>
-          <w:b/>
-          <w:i w:val="0"/>
-          <w:u w:val="none"/>
-        </w:rPr>
-        <w:t>más de dos participantes</w:t>
-      </w:r>
-      <w:r>
-        <w:rPr>
-          <w:b w:val="0"/>
-          <w:i w:val="0"/>
-          <w:u w:val="none"/>
-        </w:rPr>
-        <w:t xml:space="preserve"> o </w:t>
-      </w:r>
-      <w:r>
-        <w:rPr>
-          <w:b/>
-          <w:i w:val="0"/>
-          <w:u w:val="none"/>
-        </w:rPr>
-        <w:t>propiedades propias del enlace</w:t>
-      </w:r>
-      <w:r>
-        <w:rPr>
-          <w:b w:val="0"/>
-          <w:i w:val="0"/>
-          <w:u w:val="none"/>
-        </w:rPr>
-        <w:t>.</w:t>
+        <w:t>A veces, la realidad es demasiado compleja para resumirla en una sola tripleta. Piensa en la siguiente narración deportiva:</w:t>
       </w:r>
     </w:p>
     <w:p>
@@ -1129,7 +1243,7 @@
           <w:i w:val="0"/>
           <w:u w:val="none"/>
         </w:rPr>
-        <w:t xml:space="preserve">Esa oración tiene cinco roles: agente (Messi), beneficiario (Di María), objeto (balón), tiempo (minuto 87), instrumento (pierna izquierda). Una tripleta </w:t>
+        <w:t xml:space="preserve">Esta frase es una mina de oro de información: tiene un autor (Messi), un receptor (Di María), un objeto (el balón), un tiempo (el minuto 87) y un instrumento (la pierna izquierda). Si intentamos guardarlo como una tripleta simple </w:t>
       </w:r>
       <w:r>
         <w:rPr>
@@ -1139,7 +1253,7 @@
           <w:sz w:val="20"/>
           <w:u w:val="none"/>
         </w:rPr>
-        <w:t>(messi, pasar_a, di_maria)</w:t>
+        <w:t>(messi, paso_el_balon_a, di_maria)</w:t>
       </w:r>
       <w:r>
         <w:rPr>
@@ -1147,7 +1261,7 @@
           <w:i w:val="0"/>
           <w:u w:val="none"/>
         </w:rPr>
-        <w:t xml:space="preserve"> retiene dos, pierde tres. ¿Cómo se modela el conjunto?</w:t>
+        <w:t>, estamos botando a la basura los otros tres datos vitales. ¿Cómo resolvemos esto sin romper la regla D3?</w:t>
       </w:r>
     </w:p>
     <w:p>
@@ -1157,7 +1271,7 @@
           <w:i w:val="0"/>
           <w:u w:val="none"/>
         </w:rPr>
-        <w:t xml:space="preserve">La respuesta es </w:t>
+        <w:t xml:space="preserve">Aquí es donde entra al rescate la </w:t>
       </w:r>
       <w:r>
         <w:rPr>
@@ -1173,7 +1287,25 @@
           <w:i w:val="0"/>
           <w:u w:val="none"/>
         </w:rPr>
-        <w:t>: subir el evento al estatus de individuo en O, darle un identificador propio, y conectar a sus participantes con tripletas separadas.</w:t>
+        <w:t xml:space="preserve"> (de la que ya hablamos antes). El truco es simple: elevamos ese pase de balón al estatus de "Evento Oficial" dentro del eje O. Le damos un nombre propio (</w:t>
+      </w:r>
+      <w:r>
+        <w:rPr>
+          <w:rFonts w:ascii="Courier New" w:hAnsi="Courier New"/>
+          <w:b w:val="0"/>
+          <w:i w:val="0"/>
+          <w:sz w:val="20"/>
+          <w:u w:val="none"/>
+        </w:rPr>
+        <w:t>pase_001</w:t>
+      </w:r>
+      <w:r>
+        <w:rPr>
+          <w:b w:val="0"/>
+          <w:i w:val="0"/>
+          <w:u w:val="none"/>
+        </w:rPr>
+        <w:t>) y conectamos a todos los participantes usando tripletas separadas que apunten a ese evento central:</w:t>
       </w:r>
     </w:p>
     <w:p>
@@ -1339,7 +1471,7 @@
           <w:i w:val="0"/>
           <w:u w:val="none"/>
         </w:rPr>
-        <w:t>Lo que era una oración compleja se descompone en seis hechos atómicos. Cada uno individualmente verificable, cada uno consultable, cada uno componible con el resto.</w:t>
+        <w:t>Lo que era un nudo lingüístico imposible de guardar en una tabla tradicional, se desarmó elegantemente en seis hechos atómicos independientes.</w:t>
       </w:r>
     </w:p>
     <w:p>
@@ -1400,7 +1532,31 @@
           <w:i w:val="0"/>
           <w:u w:val="none"/>
         </w:rPr>
-        <w:t>Esta es la propiedad que conecta WQuestions con la semántica neo-davidsoniana [12]: los eventos son individuos de primera clase, no relaciones puras. Davidson lo formuló filosóficamente en 1967; el modelo lo absorbe como mecánica operativa estándar.</w:t>
+        <w:t xml:space="preserve">La regla práctica que debes tatuarte como ingeniero de datos es esta: </w:t>
+      </w:r>
+      <w:r>
+        <w:rPr>
+          <w:b/>
+          <w:i w:val="0"/>
+          <w:u w:val="none"/>
+        </w:rPr>
+        <w:t>reifica solo cuando te falte espacio</w:t>
+      </w:r>
+      <w:r>
+        <w:rPr>
+          <w:b w:val="0"/>
+          <w:i w:val="0"/>
+          <w:u w:val="none"/>
+        </w:rPr>
+        <w:t>. Si la relación es entre dos sujetos y nada más, usa una tripleta directa. Si el hecho involucra a más personas o tiene detalles propios (como tiempo o lugar), elévalo a Evento Oficial y engánchale sus tripletas correspondientes.</w:t>
+      </w:r>
+    </w:p>
+    <w:p>
+      <w:pPr>
+        <w:pStyle w:val="Heading2"/>
+      </w:pPr>
+      <w:r>
+        <w:t>El modelo y el lenguaje humano son hermanos gemelos</w:t>
       </w:r>
     </w:p>
     <w:p>
@@ -1410,31 +1566,7 @@
           <w:i w:val="0"/>
           <w:u w:val="none"/>
         </w:rPr>
-        <w:t xml:space="preserve">La regla práctica, que ya vimos en los capítulos previos pero conviene repetir aquí: </w:t>
-      </w:r>
-      <w:r>
-        <w:rPr>
-          <w:b/>
-          <w:i w:val="0"/>
-          <w:u w:val="none"/>
-        </w:rPr>
-        <w:t>se reifica solo cuando hace falta</w:t>
-      </w:r>
-      <w:r>
-        <w:rPr>
-          <w:b w:val="0"/>
-          <w:i w:val="0"/>
-          <w:u w:val="none"/>
-        </w:rPr>
-        <w:t>. Si la relación tiene exactamente dos participantes y ninguna propiedad propia, una tripleta plana basta. Si tiene más participantes o si va a recibir propiedades propias (tiempo, lugar, modo), se reifica.</w:t>
-      </w:r>
-    </w:p>
-    <w:p>
-      <w:pPr>
-        <w:pStyle w:val="Heading2"/>
-      </w:pPr>
-      <w:r>
-        <w:t>Tipos de hecho según los ejes de sus extremos</w:t>
+        <w:t xml:space="preserve">Hay un fenómeno asombroso que ocurre cuando ponemos este modelo frente a la Inteligencia Artificial moderna, y es algo que conviene resaltar de inmediato. </w:t>
       </w:r>
     </w:p>
     <w:p>
@@ -1444,399 +1576,15 @@
           <w:i w:val="0"/>
           <w:u w:val="none"/>
         </w:rPr>
-        <w:t>El modelo no produce hechos en abstracto; los produce con tipos. La signatura del predicado dice qué ejes pueden ocupar el sujeto y el objeto. Veamos las combinaciones más frecuentes con ejemplos:</w:t>
-      </w:r>
-    </w:p>
-    <w:p>
-      <w:pPr>
-        <w:ind w:left="432"/>
-      </w:pPr>
-      <w:r>
-        <w:rPr>
-          <w:rFonts w:ascii="Courier New" w:hAnsi="Courier New"/>
-          <w:sz w:val="18"/>
-        </w:rPr>
-        <w:t xml:space="preserve">Q </w:t>
+        <w:t xml:space="preserve">Cuando tú le pasas un artículo larguísimo de noticias a un modelo de lenguaje (como ChatGPT o Claude) y le pides: </w:t>
       </w:r>
       <w:r>
         <w:rPr>
-          <w:rFonts w:ascii="Cambria Math" w:hAnsi="Cambria Math"/>
-          <w:sz w:val="18"/>
-        </w:rPr>
-        <w:t>→</w:t>
-      </w:r>
-      <w:r>
-        <w:rPr>
-          <w:rFonts w:ascii="Courier New" w:hAnsi="Courier New"/>
-          <w:sz w:val="18"/>
-        </w:rPr>
-        <w:t xml:space="preserve"> Q     (messi, hermano_de, matias)</w:t>
-      </w:r>
-    </w:p>
-    <w:p>
-      <w:pPr>
-        <w:ind w:left="432"/>
-      </w:pPr>
-      <w:r>
-        <w:rPr>
-          <w:rFonts w:ascii="Courier New" w:hAnsi="Courier New"/>
-          <w:sz w:val="18"/>
-        </w:rPr>
-        <w:t xml:space="preserve">Q </w:t>
-      </w:r>
-      <w:r>
-        <w:rPr>
-          <w:rFonts w:ascii="Cambria Math" w:hAnsi="Cambria Math"/>
-          <w:sz w:val="18"/>
-        </w:rPr>
-        <w:t>→</w:t>
-      </w:r>
-      <w:r>
-        <w:rPr>
-          <w:rFonts w:ascii="Courier New" w:hAnsi="Courier New"/>
-          <w:sz w:val="18"/>
-        </w:rPr>
-        <w:t xml:space="preserve"> O     (juan, paciente_en, consulta_017)</w:t>
-      </w:r>
-    </w:p>
-    <w:p>
-      <w:pPr>
-        <w:ind w:left="432"/>
-      </w:pPr>
-      <w:r>
-        <w:rPr>
-          <w:rFonts w:ascii="Courier New" w:hAnsi="Courier New"/>
-          <w:sz w:val="18"/>
-        </w:rPr>
-        <w:t xml:space="preserve">Q </w:t>
-      </w:r>
-      <w:r>
-        <w:rPr>
-          <w:rFonts w:ascii="Cambria Math" w:hAnsi="Cambria Math"/>
-          <w:sz w:val="18"/>
-        </w:rPr>
-        <w:t>→</w:t>
-      </w:r>
-      <w:r>
-        <w:rPr>
-          <w:rFonts w:ascii="Courier New" w:hAnsi="Courier New"/>
-          <w:sz w:val="18"/>
-        </w:rPr>
-        <w:t xml:space="preserve"> L     (maria, vive_en, ciudad_marina)</w:t>
-      </w:r>
-    </w:p>
-    <w:p>
-      <w:pPr>
-        <w:ind w:left="432"/>
-      </w:pPr>
-      <w:r>
-        <w:rPr>
-          <w:rFonts w:ascii="Courier New" w:hAnsi="Courier New"/>
-          <w:sz w:val="18"/>
-        </w:rPr>
-        <w:t xml:space="preserve">Q </w:t>
-      </w:r>
-      <w:r>
-        <w:rPr>
-          <w:rFonts w:ascii="Cambria Math" w:hAnsi="Cambria Math"/>
-          <w:sz w:val="18"/>
-        </w:rPr>
-        <w:t>→</w:t>
-      </w:r>
-      <w:r>
-        <w:rPr>
-          <w:rFonts w:ascii="Courier New" w:hAnsi="Courier New"/>
-          <w:sz w:val="18"/>
-        </w:rPr>
-        <w:t xml:space="preserve"> T     (paciente_042, fecha_nacimiento, 1984-03-17)</w:t>
-      </w:r>
-    </w:p>
-    <w:p>
-      <w:pPr>
-        <w:ind w:left="432"/>
-      </w:pPr>
-      <w:r>
-        <w:rPr>
-          <w:rFonts w:ascii="Courier New" w:hAnsi="Courier New"/>
-          <w:sz w:val="18"/>
-        </w:rPr>
-        <w:t xml:space="preserve">Q </w:t>
-      </w:r>
-      <w:r>
-        <w:rPr>
-          <w:rFonts w:ascii="Cambria Math" w:hAnsi="Cambria Math"/>
-          <w:sz w:val="18"/>
-        </w:rPr>
-        <w:t>→</w:t>
-      </w:r>
-      <w:r>
-        <w:rPr>
-          <w:rFonts w:ascii="Courier New" w:hAnsi="Courier New"/>
-          <w:sz w:val="18"/>
-        </w:rPr>
-        <w:t xml:space="preserve"> N     (juan, edad, 42)</w:t>
-      </w:r>
-    </w:p>
-    <w:p>
-      <w:pPr>
-        <w:ind w:left="432"/>
-      </w:pPr>
-      <w:r>
-        <w:rPr>
-          <w:rFonts w:ascii="Courier New" w:hAnsi="Courier New"/>
-          <w:sz w:val="18"/>
-        </w:rPr>
-        <w:t xml:space="preserve">Q </w:t>
-      </w:r>
-      <w:r>
-        <w:rPr>
-          <w:rFonts w:ascii="Cambria Math" w:hAnsi="Cambria Math"/>
-          <w:sz w:val="18"/>
-        </w:rPr>
-        <w:t>→</w:t>
-      </w:r>
-      <w:r>
-        <w:rPr>
-          <w:rFonts w:ascii="Courier New" w:hAnsi="Courier New"/>
-          <w:sz w:val="18"/>
-        </w:rPr>
-        <w:t xml:space="preserve"> K     (maria, profesion, medica)</w:t>
-      </w:r>
-    </w:p>
-    <w:p>
-      <w:pPr>
-        <w:ind w:left="432"/>
-      </w:pPr>
-    </w:p>
-    <w:p>
-      <w:pPr>
-        <w:ind w:left="432"/>
-      </w:pPr>
-      <w:r>
-        <w:rPr>
-          <w:rFonts w:ascii="Courier New" w:hAnsi="Courier New"/>
-          <w:sz w:val="18"/>
-        </w:rPr>
-        <w:t xml:space="preserve">O </w:t>
-      </w:r>
-      <w:r>
-        <w:rPr>
-          <w:rFonts w:ascii="Cambria Math" w:hAnsi="Cambria Math"/>
-          <w:sz w:val="18"/>
-        </w:rPr>
-        <w:t>→</w:t>
-      </w:r>
-      <w:r>
-        <w:rPr>
-          <w:rFonts w:ascii="Courier New" w:hAnsi="Courier New"/>
-          <w:sz w:val="18"/>
-        </w:rPr>
-        <w:t xml:space="preserve"> Q     (gol_001, agente, messi)</w:t>
-      </w:r>
-    </w:p>
-    <w:p>
-      <w:pPr>
-        <w:ind w:left="432"/>
-      </w:pPr>
-      <w:r>
-        <w:rPr>
-          <w:rFonts w:ascii="Courier New" w:hAnsi="Courier New"/>
-          <w:sz w:val="18"/>
-        </w:rPr>
-        <w:t xml:space="preserve">O </w:t>
-      </w:r>
-      <w:r>
-        <w:rPr>
-          <w:rFonts w:ascii="Cambria Math" w:hAnsi="Cambria Math"/>
-          <w:sz w:val="18"/>
-        </w:rPr>
-        <w:t>→</w:t>
-      </w:r>
-      <w:r>
-        <w:rPr>
-          <w:rFonts w:ascii="Courier New" w:hAnsi="Courier New"/>
-          <w:sz w:val="18"/>
-        </w:rPr>
-        <w:t xml:space="preserve"> O     (gol_001, parte_de, partido_arg_per)</w:t>
-      </w:r>
-    </w:p>
-    <w:p>
-      <w:pPr>
-        <w:ind w:left="432"/>
-      </w:pPr>
-      <w:r>
-        <w:rPr>
-          <w:rFonts w:ascii="Courier New" w:hAnsi="Courier New"/>
-          <w:sz w:val="18"/>
-        </w:rPr>
-        <w:t xml:space="preserve">O </w:t>
-      </w:r>
-      <w:r>
-        <w:rPr>
-          <w:rFonts w:ascii="Cambria Math" w:hAnsi="Cambria Math"/>
-          <w:sz w:val="18"/>
-        </w:rPr>
-        <w:t>→</w:t>
-      </w:r>
-      <w:r>
-        <w:rPr>
-          <w:rFonts w:ascii="Courier New" w:hAnsi="Courier New"/>
-          <w:sz w:val="18"/>
-        </w:rPr>
-        <w:t xml:space="preserve"> L     (consulta_017, lugar, consultorio_05)</w:t>
-      </w:r>
-    </w:p>
-    <w:p>
-      <w:pPr>
-        <w:ind w:left="432"/>
-      </w:pPr>
-      <w:r>
-        <w:rPr>
-          <w:rFonts w:ascii="Courier New" w:hAnsi="Courier New"/>
-          <w:sz w:val="18"/>
-        </w:rPr>
-        <w:t xml:space="preserve">O </w:t>
-      </w:r>
-      <w:r>
-        <w:rPr>
-          <w:rFonts w:ascii="Cambria Math" w:hAnsi="Cambria Math"/>
-          <w:sz w:val="18"/>
-        </w:rPr>
-        <w:t>→</w:t>
-      </w:r>
-      <w:r>
-        <w:rPr>
-          <w:rFonts w:ascii="Courier New" w:hAnsi="Courier New"/>
-          <w:sz w:val="18"/>
-        </w:rPr>
-        <w:t xml:space="preserve"> T     (decreto_017, fecha_publicacion, 2026-05-14)</w:t>
-      </w:r>
-    </w:p>
-    <w:p>
-      <w:pPr>
-        <w:ind w:left="432"/>
-      </w:pPr>
-      <w:r>
-        <w:rPr>
-          <w:rFonts w:ascii="Courier New" w:hAnsi="Courier New"/>
-          <w:sz w:val="18"/>
-        </w:rPr>
-        <w:t xml:space="preserve">O </w:t>
-      </w:r>
-      <w:r>
-        <w:rPr>
-          <w:rFonts w:ascii="Cambria Math" w:hAnsi="Cambria Math"/>
-          <w:sz w:val="18"/>
-        </w:rPr>
-        <w:t>→</w:t>
-      </w:r>
-      <w:r>
-        <w:rPr>
-          <w:rFonts w:ascii="Courier New" w:hAnsi="Courier New"/>
-          <w:sz w:val="18"/>
-        </w:rPr>
-        <w:t xml:space="preserve"> N     (llamada_api_042, latencia_ms, 2300)</w:t>
-      </w:r>
-    </w:p>
-    <w:p>
-      <w:pPr>
-        <w:ind w:left="432"/>
-      </w:pPr>
-      <w:r>
-        <w:rPr>
-          <w:rFonts w:ascii="Courier New" w:hAnsi="Courier New"/>
-          <w:sz w:val="18"/>
-        </w:rPr>
-        <w:t xml:space="preserve">O </w:t>
-      </w:r>
-      <w:r>
-        <w:rPr>
-          <w:rFonts w:ascii="Cambria Math" w:hAnsi="Cambria Math"/>
-          <w:sz w:val="18"/>
-        </w:rPr>
-        <w:t>→</w:t>
-      </w:r>
-      <w:r>
-        <w:rPr>
-          <w:rFonts w:ascii="Courier New" w:hAnsi="Courier New"/>
-          <w:sz w:val="18"/>
-        </w:rPr>
-        <w:t xml:space="preserve"> K     (cancion_yesterday, genero, pop_rock)</w:t>
-      </w:r>
-    </w:p>
-    <w:p>
-      <w:pPr>
-        <w:ind w:left="432"/>
-      </w:pPr>
-    </w:p>
-    <w:p>
-      <w:pPr>
-        <w:ind w:left="432"/>
-      </w:pPr>
-      <w:r>
-        <w:rPr>
-          <w:rFonts w:ascii="Courier New" w:hAnsi="Courier New"/>
-          <w:sz w:val="18"/>
-        </w:rPr>
-        <w:t xml:space="preserve">K </w:t>
-      </w:r>
-      <w:r>
-        <w:rPr>
-          <w:rFonts w:ascii="Cambria Math" w:hAnsi="Cambria Math"/>
-          <w:sz w:val="18"/>
-        </w:rPr>
-        <w:t>→</w:t>
-      </w:r>
-      <w:r>
-        <w:rPr>
-          <w:rFonts w:ascii="Courier New" w:hAnsi="Courier New"/>
-          <w:sz w:val="18"/>
-        </w:rPr>
-        <w:t xml:space="preserve"> K     (transformer, subtipo_de, modelo_de_lenguaje)</w:t>
-      </w:r>
-    </w:p>
-    <w:p>
-      <w:pPr>
-        <w:ind w:left="432"/>
-      </w:pPr>
-      <w:r>
-        <w:rPr>
-          <w:rFonts w:ascii="Courier New" w:hAnsi="Courier New"/>
-          <w:sz w:val="18"/>
-        </w:rPr>
-        <w:t xml:space="preserve">K </w:t>
-      </w:r>
-      <w:r>
-        <w:rPr>
-          <w:rFonts w:ascii="Cambria Math" w:hAnsi="Cambria Math"/>
-          <w:sz w:val="18"/>
-        </w:rPr>
-        <w:t>→</w:t>
-      </w:r>
-      <w:r>
-        <w:rPr>
-          <w:rFonts w:ascii="Courier New" w:hAnsi="Courier New"/>
-          <w:sz w:val="18"/>
-        </w:rPr>
-        <w:t xml:space="preserve"> K     (casado, opuesto_de, soltero)</w:t>
-      </w:r>
-    </w:p>
-    <w:p>
-      <w:r>
-        <w:rPr>
           <w:b w:val="0"/>
-          <w:i w:val="0"/>
+          <w:i/>
           <w:u w:val="none"/>
         </w:rPr>
-        <w:t xml:space="preserve">La lista no es exhaustiva. Hay combinaciones con L, T, N como sujetos (raras pero posibles). Lo importante es que </w:t>
-      </w:r>
-      <w:r>
-        <w:rPr>
-          <w:b/>
-          <w:i w:val="0"/>
-          <w:u w:val="none"/>
-        </w:rPr>
-        <w:t>cualquier hecho del mundo que pueda enunciarse en lenguaje natural se traduce a una o varias tripletas tipadas</w:t>
+        <w:t>"Describe paso a paso quién hizo qué en esta noticia"</w:t>
       </w:r>
       <w:r>
         <w:rPr>
@@ -1844,25 +1592,7 @@
           <w:i w:val="0"/>
           <w:u w:val="none"/>
         </w:rPr>
-        <w:t xml:space="preserve"> sobre este zoológico de combinaciones. Es la operacionalización del programa.</w:t>
-      </w:r>
-    </w:p>
-    <w:p>
-      <w:pPr>
-        <w:pStyle w:val="Heading2"/>
-      </w:pPr>
-      <w:r>
-        <w:t>Por qué el LLM produce hechos atómicos naturalmente</w:t>
-      </w:r>
-    </w:p>
-    <w:p>
-      <w:r>
-        <w:rPr>
-          <w:b w:val="0"/>
-          <w:i w:val="0"/>
-          <w:u w:val="none"/>
-        </w:rPr>
-        <w:t xml:space="preserve">Hay una observación curiosa que vale la pena hacer explícita. Cuando se le pide a un modelo de lenguaje que describa un evento, el modelo produce </w:t>
+        <w:t xml:space="preserve">, el modelo de IA te responde </w:t>
       </w:r>
       <w:r>
         <w:rPr>
@@ -1878,71 +1608,7 @@
           <w:i w:val="0"/>
           <w:u w:val="none"/>
         </w:rPr>
-        <w:t xml:space="preserve">, sin que se lo pidamos, una estructura de tripletas. Pídele a GPT, Claude o Llama: </w:t>
-      </w:r>
-      <w:r>
-        <w:rPr>
-          <w:b w:val="0"/>
-          <w:i/>
-          <w:u w:val="none"/>
-        </w:rPr>
-        <w:t>"describe quién hizo qué en esta noticia"</w:t>
-      </w:r>
-      <w:r>
-        <w:rPr>
-          <w:b w:val="0"/>
-          <w:i w:val="0"/>
-          <w:u w:val="none"/>
-        </w:rPr>
-        <w:t xml:space="preserve"> y la respuesta tipo es:</w:t>
-      </w:r>
-    </w:p>
-    <w:p>
-      <w:pPr>
-        <w:ind w:left="432"/>
-      </w:pPr>
-      <w:r>
-        <w:rPr>
-          <w:rFonts w:ascii="Courier New" w:hAnsi="Courier New"/>
-          <w:sz w:val="18"/>
-        </w:rPr>
-        <w:t>- El ministro firmó el decreto.</w:t>
-      </w:r>
-    </w:p>
-    <w:p>
-      <w:pPr>
-        <w:ind w:left="432"/>
-      </w:pPr>
-      <w:r>
-        <w:rPr>
-          <w:rFonts w:ascii="Courier New" w:hAnsi="Courier New"/>
-          <w:sz w:val="18"/>
-        </w:rPr>
-        <w:t>- El decreto entra en vigor en 30 días.</w:t>
-      </w:r>
-    </w:p>
-    <w:p>
-      <w:pPr>
-        <w:ind w:left="432"/>
-      </w:pPr>
-      <w:r>
-        <w:rPr>
-          <w:rFonts w:ascii="Courier New" w:hAnsi="Courier New"/>
-          <w:sz w:val="18"/>
-        </w:rPr>
-        <w:t>- El decreto asigna 50 millones de dólares.</w:t>
-      </w:r>
-    </w:p>
-    <w:p>
-      <w:pPr>
-        <w:ind w:left="432"/>
-      </w:pPr>
-      <w:r>
-        <w:rPr>
-          <w:rFonts w:ascii="Courier New" w:hAnsi="Courier New"/>
-          <w:sz w:val="18"/>
-        </w:rPr>
-        <w:t>- La medida afecta a tres ministerios.</w:t>
+        <w:t xml:space="preserve"> con una lista estructurada, sin que nadie se lo haya pedido:</w:t>
       </w:r>
     </w:p>
     <w:p>
@@ -1952,23 +1618,7 @@
           <w:i w:val="0"/>
           <w:u w:val="none"/>
         </w:rPr>
-        <w:t xml:space="preserve">Cuatro líneas, cuatro hechos. Cada línea con su sujeto, su predicado, su objeto. El LLM no aprendió esto porque alguien le enseñó WQuestions: lo aprendió porque </w:t>
-      </w:r>
-      <w:r>
-        <w:rPr>
-          <w:b/>
-          <w:i w:val="0"/>
-          <w:u w:val="none"/>
-        </w:rPr>
-        <w:t>así habla el lenguaje natural cuando describe hechos</w:t>
-      </w:r>
-      <w:r>
-        <w:rPr>
-          <w:b w:val="0"/>
-          <w:i w:val="0"/>
-          <w:u w:val="none"/>
-        </w:rPr>
-        <w:t>. Las oraciones simples del lenguaje (sujeto + verbo + complemento) son exactamente la forma de un hecho atómico tipado.</w:t>
+        <w:t>*   El ministro firmó el decreto.</w:t>
       </w:r>
     </w:p>
     <w:p>
@@ -1978,23 +1628,7 @@
           <w:i w:val="0"/>
           <w:u w:val="none"/>
         </w:rPr>
-        <w:t xml:space="preserve">Esto tiene una consecuencia práctica fuerte. Si los hechos del mundo se almacenan como tripletas con signaturas, y si los LLMs producen tripletas con signaturas implícitas cuando hablan, </w:t>
-      </w:r>
-      <w:r>
-        <w:rPr>
-          <w:b/>
-          <w:i w:val="0"/>
-          <w:u w:val="none"/>
-        </w:rPr>
-        <w:t>la interfaz entre lenguaje natural y la base es trivial</w:t>
-      </w:r>
-      <w:r>
-        <w:rPr>
-          <w:b w:val="0"/>
-          <w:i w:val="0"/>
-          <w:u w:val="none"/>
-        </w:rPr>
-        <w:t>. No hay parser sofisticado; no hay capa de NLP profunda; hay un mapeo casi directo entre lo que el LLM dice y lo que el modelo guarda.</w:t>
+        <w:t>*   El decreto entra en vigor en 30 días.</w:t>
       </w:r>
     </w:p>
     <w:p>
@@ -2004,47 +1638,7 @@
           <w:i w:val="0"/>
           <w:u w:val="none"/>
         </w:rPr>
-        <w:t xml:space="preserve">Esa trivialidad es lo que hace posible el escenario que el libro persigue: un agente de inteligencia artificial que conversa, lee y escribe sobre cualquier dominio sin que cada dominio le exija aprender un esquema nuevo. Function calling termina pareciéndose más a </w:t>
-      </w:r>
-      <w:r>
-        <w:rPr>
-          <w:b w:val="0"/>
-          <w:i/>
-          <w:u w:val="none"/>
-        </w:rPr>
-        <w:t>"agregar este hecho atómico al grafo"</w:t>
-      </w:r>
-      <w:r>
-        <w:rPr>
-          <w:b w:val="0"/>
-          <w:i w:val="0"/>
-          <w:u w:val="none"/>
-        </w:rPr>
-        <w:t xml:space="preserve"> que a </w:t>
-      </w:r>
-      <w:r>
-        <w:rPr>
-          <w:b w:val="0"/>
-          <w:i/>
-          <w:u w:val="none"/>
-        </w:rPr>
-        <w:t>"llamar a la API específica con sus 17 parámetros y validaciones particulares"</w:t>
-      </w:r>
-      <w:r>
-        <w:rPr>
-          <w:b w:val="0"/>
-          <w:i w:val="0"/>
-          <w:u w:val="none"/>
-        </w:rPr>
-        <w:t>.</w:t>
-      </w:r>
-    </w:p>
-    <w:p>
-      <w:pPr>
-        <w:pStyle w:val="Heading2"/>
-      </w:pPr>
-      <w:r>
-        <w:t>Consultar es invertir el hecho</w:t>
+        <w:t>*   El decreto asigna 50 millones de dólares.</w:t>
       </w:r>
     </w:p>
     <w:p>
@@ -2054,35 +1648,7 @@
           <w:i w:val="0"/>
           <w:u w:val="none"/>
         </w:rPr>
-        <w:t xml:space="preserve">Si los hechos del mundo se almacenan como tripletas, las consultas son </w:t>
-      </w:r>
-      <w:r>
-        <w:rPr>
-          <w:b/>
-          <w:i w:val="0"/>
-          <w:u w:val="none"/>
-        </w:rPr>
-        <w:t>tripletas con huecos</w:t>
-      </w:r>
-      <w:r>
-        <w:rPr>
-          <w:b w:val="0"/>
-          <w:i w:val="0"/>
-          <w:u w:val="none"/>
-        </w:rPr>
-        <w:t>. La forma básica:</w:t>
-      </w:r>
-    </w:p>
-    <w:p>
-      <w:pPr>
-        <w:ind w:left="432"/>
-      </w:pPr>
-      <w:r>
-        <w:rPr>
-          <w:rFonts w:ascii="Courier New" w:hAnsi="Courier New"/>
-          <w:sz w:val="18"/>
-        </w:rPr>
-        <w:t>consulta = (sujeto, predicado, objeto)   donde alguno de los tres es ?</w:t>
+        <w:t>*   La medida afecta a tres ministerios.</w:t>
       </w:r>
     </w:p>
     <w:p>
@@ -2092,7 +1658,87 @@
           <w:i w:val="0"/>
           <w:u w:val="none"/>
         </w:rPr>
-        <w:t>Tres patrones canónicos:</w:t>
+        <w:t xml:space="preserve">Nos arroja cuatro líneas, cuatro hechos limpios. Y cada línea tiene su Sujeto, su Verbo y su Objeto. La IA no responde así porque conozca nuestro libro de WQuestions; responde así porque </w:t>
+      </w:r>
+      <w:r>
+        <w:rPr>
+          <w:b/>
+          <w:i w:val="0"/>
+          <w:u w:val="none"/>
+        </w:rPr>
+        <w:t>así es exactamente como funciona el lenguaje humano cuando intentamos describir la realidad</w:t>
+      </w:r>
+      <w:r>
+        <w:rPr>
+          <w:b w:val="0"/>
+          <w:i w:val="0"/>
+          <w:u w:val="none"/>
+        </w:rPr>
+        <w:t>. Las oraciones simples que aprendemos en la escuela (Sujeto + Verbo + Predicado) son idénticas, molécula a molécula, a nuestros hechos atómicos tipados.</w:t>
+      </w:r>
+    </w:p>
+    <w:p>
+      <w:r>
+        <w:rPr>
+          <w:b w:val="0"/>
+          <w:i w:val="0"/>
+          <w:u w:val="none"/>
+        </w:rPr>
+        <w:t xml:space="preserve">Esta coincidencia tiene un impacto brutal en el negocio. Si tu base de datos guarda la información usando tripletas, y la Inteligencia Artificial piensa usando tripletas, </w:t>
+      </w:r>
+      <w:r>
+        <w:rPr>
+          <w:b/>
+          <w:i w:val="0"/>
+          <w:u w:val="none"/>
+        </w:rPr>
+        <w:t>la comunicación entre la IA y tu empresa se vuelve totalmente automática</w:t>
+      </w:r>
+      <w:r>
+        <w:rPr>
+          <w:b w:val="0"/>
+          <w:i w:val="0"/>
+          <w:u w:val="none"/>
+        </w:rPr>
+        <w:t>. No necesitas programar costosos algoritmos de comprensión del lenguaje natural (NLP) ni construir capas de traducción complicadas. Existe un "enchufe" directo entre lo que dice la IA y lo que guarda tu sistema.</w:t>
+      </w:r>
+    </w:p>
+    <w:p>
+      <w:r>
+        <w:rPr>
+          <w:b w:val="0"/>
+          <w:i w:val="0"/>
+          <w:u w:val="none"/>
+        </w:rPr>
+        <w:t>Esa simplicidad es la llave maestra para lograr lo que tanto busca el mercado hoy: un agente de Inteligencia Artificial capaz de conversar, auditar y guardar información en cualquier empresa del mundo, sin obligar al robot a memorizar la estructura interna de las bases de datos de cada cliente.</w:t>
+      </w:r>
+    </w:p>
+    <w:p>
+      <w:pPr>
+        <w:pStyle w:val="Heading2"/>
+      </w:pPr>
+      <w:r>
+        <w:t>Hacer una consulta es simplemente "tapar un hueco"</w:t>
+      </w:r>
+    </w:p>
+    <w:p>
+      <w:r>
+        <w:rPr>
+          <w:b w:val="0"/>
+          <w:i w:val="0"/>
+          <w:u w:val="none"/>
+        </w:rPr>
+        <w:t>Sabiendo que toda la información se guarda como tripletas, el proceso de buscar información en la base de datos se vuelve un juego de niños. Hacer una consulta es, literalmente, escribir una tripleta pero tapando uno de los tres campos con un signo de interrogación (como si fuera un hueco que el sistema debe llenar).</w:t>
+      </w:r>
+    </w:p>
+    <w:p>
+      <w:r>
+        <w:rPr>
+          <w:b w:val="0"/>
+          <w:i w:val="0"/>
+          <w:u w:val="none"/>
+        </w:rPr>
+        <w:t>Mira estos tres patrones de búsqueda:</w:t>
       </w:r>
     </w:p>
     <w:p>
@@ -2118,7 +1764,7 @@
           <w:rFonts w:ascii="Courier New" w:hAnsi="Courier New"/>
           <w:sz w:val="18"/>
         </w:rPr>
-        <w:t xml:space="preserve">  todo lo que sabemos de Messi</w:t>
+        <w:t xml:space="preserve">  "Dime todo lo que sepas sobre Messi"</w:t>
       </w:r>
     </w:p>
     <w:p>
@@ -2144,7 +1790,7 @@
           <w:rFonts w:ascii="Courier New" w:hAnsi="Courier New"/>
           <w:sz w:val="18"/>
         </w:rPr>
-        <w:t xml:space="preserve">  qué cosas tienen a McCartney como compositor</w:t>
+        <w:t xml:space="preserve">  "¿Qué cosas tienen a McCartney como compositor?"</w:t>
       </w:r>
     </w:p>
     <w:p>
@@ -2170,7 +1816,7 @@
           <w:rFonts w:ascii="Courier New" w:hAnsi="Courier New"/>
           <w:sz w:val="18"/>
         </w:rPr>
-        <w:t xml:space="preserve">  todas las situaciones donde Messi actuó</w:t>
+        <w:t xml:space="preserve">  "Búscame todas las acciones donde Messi fue el protagonista"</w:t>
       </w:r>
     </w:p>
     <w:p>
@@ -2180,85 +1826,7 @@
           <w:i w:val="0"/>
           <w:u w:val="none"/>
         </w:rPr>
-        <w:t>Los huecos pueden ser múltiples y pueden tener restricciones de tipo:</w:t>
-      </w:r>
-    </w:p>
-    <w:p>
-      <w:pPr>
-        <w:ind w:left="432"/>
-      </w:pPr>
-      <w:r>
-        <w:rPr>
-          <w:rFonts w:ascii="Courier New" w:hAnsi="Courier New"/>
-          <w:sz w:val="18"/>
-        </w:rPr>
-        <w:t xml:space="preserve">(?O,    agente,      messi)     </w:t>
-      </w:r>
-      <w:r>
-        <w:rPr>
-          <w:rFonts w:ascii="Cambria Math" w:hAnsi="Cambria Math"/>
-          <w:sz w:val="18"/>
-        </w:rPr>
-        <w:t>→</w:t>
-      </w:r>
-      <w:r>
-        <w:rPr>
-          <w:rFonts w:ascii="Courier New" w:hAnsi="Courier New"/>
-          <w:sz w:val="18"/>
-        </w:rPr>
-        <w:t xml:space="preserve">  solo cosas en O con Messi como agente</w:t>
-      </w:r>
-    </w:p>
-    <w:p>
-      <w:pPr>
-        <w:ind w:left="432"/>
-      </w:pPr>
-      <w:r>
-        <w:rPr>
-          <w:rFonts w:ascii="Courier New" w:hAnsi="Courier New"/>
-          <w:sz w:val="18"/>
-        </w:rPr>
-        <w:t xml:space="preserve">(?Q,    pais,        argentina) </w:t>
-      </w:r>
-      <w:r>
-        <w:rPr>
-          <w:rFonts w:ascii="Cambria Math" w:hAnsi="Cambria Math"/>
-          <w:sz w:val="18"/>
-        </w:rPr>
-        <w:t>→</w:t>
-      </w:r>
-      <w:r>
-        <w:rPr>
-          <w:rFonts w:ascii="Courier New" w:hAnsi="Courier New"/>
-          <w:sz w:val="18"/>
-        </w:rPr>
-        <w:t xml:space="preserve">  personas argentinas</w:t>
-      </w:r>
-    </w:p>
-    <w:p>
-      <w:r>
-        <w:rPr>
-          <w:b w:val="0"/>
-          <w:i w:val="0"/>
-          <w:u w:val="none"/>
-        </w:rPr>
-        <w:t xml:space="preserve">Una consulta más rica se compone como </w:t>
-      </w:r>
-      <w:r>
-        <w:rPr>
-          <w:b/>
-          <w:i w:val="0"/>
-          <w:u w:val="none"/>
-        </w:rPr>
-        <w:t>conjunción de tripletas-con-huecos</w:t>
-      </w:r>
-      <w:r>
-        <w:rPr>
-          <w:b w:val="0"/>
-          <w:i w:val="0"/>
-          <w:u w:val="none"/>
-        </w:rPr>
-        <w:t>:</w:t>
+        <w:t>Incluso, si necesitas hacer una búsqueda digna de un analista avanzado, lo único que haces es escribir varias "tripletas con huecos" juntas, pidiéndole al sistema que encuentre los datos que encajen en todas ellas a la vez:</w:t>
       </w:r>
     </w:p>
     <w:p>
@@ -2313,7 +1881,7 @@
           <w:rFonts w:ascii="Courier New" w:hAnsi="Courier New"/>
           <w:sz w:val="18"/>
         </w:rPr>
-        <w:t xml:space="preserve"> todos los goles de Messi en partidos de 2026</w:t>
+        <w:t xml:space="preserve"> Traducción: "Encuentra todos los goles hechos por Messi en partidos del año 2026"</w:t>
       </w:r>
     </w:p>
     <w:p>
@@ -2323,17 +1891,15 @@
           <w:i w:val="0"/>
           <w:u w:val="none"/>
         </w:rPr>
-        <w:t>Tres tripletas con huecos coordinados (</w:t>
+        <w:t xml:space="preserve">Así de simple. No importan los diagramas complejos ni las consultas eternas de código SQL. </w:t>
       </w:r>
       <w:r>
         <w:rPr>
-          <w:rFonts w:ascii="Courier New" w:hAnsi="Courier New"/>
-          <w:b w:val="0"/>
+          <w:b/>
           <w:i w:val="0"/>
-          <w:sz w:val="20"/>
           <w:u w:val="none"/>
         </w:rPr>
-        <w:t>?gol</w:t>
+        <w:t>Consultar información es simplemente decirle a la máquina que busque un patrón de cables dentro de la gran red</w:t>
       </w:r>
       <w:r>
         <w:rPr>
@@ -2341,25 +1907,15 @@
           <w:i w:val="0"/>
           <w:u w:val="none"/>
         </w:rPr>
-        <w:t xml:space="preserve"> aparece en dos; </w:t>
+        <w:t>. La operación matemática es idéntica en cualquier industria y a cualquier escala. Justamente lo que la antigua "Torre de Babel" de datos nos impedía hacer.</w:t>
       </w:r>
+    </w:p>
+    <w:p>
+      <w:pPr>
+        <w:pStyle w:val="Heading2"/>
+      </w:pPr>
       <w:r>
-        <w:rPr>
-          <w:rFonts w:ascii="Courier New" w:hAnsi="Courier New"/>
-          <w:b w:val="0"/>
-          <w:i w:val="0"/>
-          <w:sz w:val="20"/>
-          <w:u w:val="none"/>
-        </w:rPr>
-        <w:t>?partido</w:t>
-      </w:r>
-      <w:r>
-        <w:rPr>
-          <w:b w:val="0"/>
-          <w:i w:val="0"/>
-          <w:u w:val="none"/>
-        </w:rPr>
-        <w:t xml:space="preserve"> aparece en dos). La consulta se resuelve buscando asignaciones de los huecos que hagan que las tres tripletas existan en el grafo.</w:t>
+        <w:t>Los cuatro ejemplos de siempre, pasados por el átomo</w:t>
       </w:r>
     </w:p>
     <w:p>
@@ -2369,41 +1925,7 @@
           <w:i w:val="0"/>
           <w:u w:val="none"/>
         </w:rPr>
-        <w:t xml:space="preserve">Es decir: </w:t>
-      </w:r>
-      <w:r>
-        <w:rPr>
-          <w:b/>
-          <w:i w:val="0"/>
-          <w:u w:val="none"/>
-        </w:rPr>
-        <w:t>consultar es buscar el patrón en el grafo de hechos</w:t>
-      </w:r>
-      <w:r>
-        <w:rPr>
-          <w:b w:val="0"/>
-          <w:i w:val="0"/>
-          <w:u w:val="none"/>
-        </w:rPr>
-        <w:t>. La misma operación, en cualquier dominio, en cualquier escala. Que es exactamente lo que la "torre de Babel" del capítulo 1 no permitía.</w:t>
-      </w:r>
-    </w:p>
-    <w:p>
-      <w:pPr>
-        <w:pStyle w:val="Heading2"/>
-      </w:pPr>
-      <w:r>
-        <w:t>El hecho atómico y los cuatro dominios</w:t>
-      </w:r>
-    </w:p>
-    <w:p>
-      <w:r>
-        <w:rPr>
-          <w:b w:val="0"/>
-          <w:i w:val="0"/>
-          <w:u w:val="none"/>
-        </w:rPr>
-        <w:t>Cerremos el capítulo viendo el hecho atómico aplicado a los cuatro dominios que vinimos siguiendo, más el caso de IA.</w:t>
+        <w:t>Para cerrar el capítulo con los pies en la tierra, veamos cómo este sistema de hechos atómicos mapea nuestros cinco escenarios principales.</w:t>
       </w:r>
     </w:p>
     <w:p>
@@ -2413,7 +1935,7 @@
           <w:i w:val="0"/>
           <w:u w:val="none"/>
         </w:rPr>
-        <w:t>Receta:</w:t>
+        <w:t>La Receta:</w:t>
       </w:r>
       <w:r>
         <w:rPr>
@@ -2421,7 +1943,7 @@
           <w:i w:val="0"/>
           <w:u w:val="none"/>
         </w:rPr>
-        <w:t xml:space="preserve"> ya lo hicimos arriba. Ocho hechos describen la receta a alto nivel; reificación de cada ingrediente agrega detalle.</w:t>
+        <w:t xml:space="preserve"> Ya la analizamos. Bastan ocho tripletas para describir la idea general del plato, y si requerimos precisión en los gramos de cada ingrediente, reificamos el paso sumando nuevas tripletas sin tocar el diseño base.</w:t>
       </w:r>
     </w:p>
     <w:p>
@@ -2431,7 +1953,7 @@
           <w:i w:val="0"/>
           <w:u w:val="none"/>
         </w:rPr>
-        <w:t>Gol de fútbol:</w:t>
+        <w:t>El Gol de fútbol:</w:t>
       </w:r>
     </w:p>
     <w:p>
@@ -2513,7 +2035,7 @@
           <w:i w:val="0"/>
           <w:u w:val="none"/>
         </w:rPr>
-        <w:t>Seis hechos. El gol está descripto con suficiente detalle para estadísticas tácticas, sin reducirlo a una fila de planilla.</w:t>
+        <w:t>Seis simples líneas. Suficiente detalle táctico para las casas de apuestas deportivas, sin reducir el evento a una aburrida columna de Excel.</w:t>
       </w:r>
     </w:p>
     <w:p>
@@ -2523,7 +2045,7 @@
           <w:i w:val="0"/>
           <w:u w:val="none"/>
         </w:rPr>
-        <w:t>Canción:</w:t>
+        <w:t>La Canción:</w:t>
       </w:r>
     </w:p>
     <w:p>
@@ -2593,7 +2115,7 @@
           <w:i w:val="0"/>
           <w:u w:val="none"/>
         </w:rPr>
-        <w:t>Una composición en cinco hechos. Bastan para que un sistema de recomendación cruce: "todas las canciones compuestas por McCartney antes de 1970 en tonalidad mayor".</w:t>
+        <w:t>Cinco hechos que son oro puro para un algoritmo de Spotify. Bastan y sobran para cruzar datos como: "muéstrame canciones hechas antes de 1970 en tono mayor".</w:t>
       </w:r>
     </w:p>
     <w:p>
@@ -2603,7 +2125,7 @@
           <w:i w:val="0"/>
           <w:u w:val="none"/>
         </w:rPr>
-        <w:t>Noticia política (un decreto):</w:t>
+        <w:t>La Noticia política (el decreto):</w:t>
       </w:r>
     </w:p>
     <w:p>
@@ -2721,7 +2243,23 @@
           <w:i w:val="0"/>
           <w:u w:val="none"/>
         </w:rPr>
-        <w:t>Una decisión política, nueve hechos. La consulta "¿qué decretos firmó el ministro 017 en 2026?" cruza dos tripletas.</w:t>
+        <w:t xml:space="preserve">Nueve cables para definir un acto de Estado. Si alguien le pregunta al sistema </w:t>
+      </w:r>
+      <w:r>
+        <w:rPr>
+          <w:b w:val="0"/>
+          <w:i/>
+          <w:u w:val="none"/>
+        </w:rPr>
+        <w:t>"¿qué leyes firmó el ministro 017 este año?"</w:t>
+      </w:r>
+      <w:r>
+        <w:rPr>
+          <w:b w:val="0"/>
+          <w:i w:val="0"/>
+          <w:u w:val="none"/>
+        </w:rPr>
+        <w:t>, la máquina cruza las dos primeras tripletas y responde de inmediato.</w:t>
       </w:r>
     </w:p>
     <w:p>
@@ -2731,7 +2269,7 @@
           <w:i w:val="0"/>
           <w:u w:val="none"/>
         </w:rPr>
-        <w:t>Llamada a un LLM:</w:t>
+        <w:t>La Llamada a una IA:</w:t>
       </w:r>
     </w:p>
     <w:p>
@@ -2839,7 +2377,7 @@
           <w:rFonts w:ascii="Courier New" w:hAnsi="Courier New"/>
           <w:sz w:val="18"/>
         </w:rPr>
-        <w:t>(llamada_042, herramienta_usada, busqueda_web)</w:t>
+        <w:t>(llamada_042, herramienta,     busqueda_web)</w:t>
       </w:r>
     </w:p>
     <w:p>
@@ -2851,7 +2389,7 @@
           <w:rFonts w:ascii="Courier New" w:hAnsi="Courier New"/>
           <w:sz w:val="18"/>
         </w:rPr>
-        <w:t>(llamada_042, herramienta_usada, lectura_archivo)</w:t>
+        <w:t>(llamada_042, herramienta,     lectura_archivo)</w:t>
       </w:r>
     </w:p>
     <w:p>
@@ -2861,7 +2399,7 @@
           <w:i w:val="0"/>
           <w:u w:val="none"/>
         </w:rPr>
-        <w:t>Diez hechos describen la llamada con todo lo que un sistema de observabilidad necesita: a quién atendió, qué modelo, cuánto tomó, cuánto costó, qué herramientas se usaron. Cada uno consultable; ninguno acoplado a un schema particular del proveedor.</w:t>
+        <w:t>Diez hechos atómicos. Contienen toda la telemetría que un programador moderno exige: qué usuario fue, qué IA respondió, cuánto costó el chiste y si el robot tuvo que buscar en internet. Es cien veces más limpio que enviar reportes inentendibles.</w:t>
       </w:r>
     </w:p>
     <w:p>
@@ -2879,7 +2417,7 @@
           <w:i w:val="0"/>
           <w:u w:val="none"/>
         </w:rPr>
-        <w:t xml:space="preserve">El hecho atómico es la unidad mínima del modelo. Tiene una forma fija — </w:t>
+        <w:t xml:space="preserve">El hecho atómico es la piedra fundacional de nuestra arquitectura. Siempre tiene una forma rígida de tres partes: </w:t>
       </w:r>
       <w:r>
         <w:rPr>
@@ -2887,7 +2425,7 @@
           <w:i/>
           <w:u w:val="none"/>
         </w:rPr>
-        <w:t>(sujeto, predicado, objeto)</w:t>
+        <w:t>(sujeto, cable, destino)</w:t>
       </w:r>
       <w:r>
         <w:rPr>
@@ -2895,7 +2433,7 @@
           <w:i w:val="0"/>
           <w:u w:val="none"/>
         </w:rPr>
-        <w:t xml:space="preserve"> — con signatura tipada de predicado. Acumulando hechos se describe cualquier cosa: cosas simples con pocos, cosas complejas con muchos, eventos n-arios mediante reificación. Una base de conocimiento es un conjunto de hechos; una consulta es una tripleta con huecos.</w:t>
+        <w:t>. Posee protección interna para evitar que se mezclen cosas absurdas, y tiene la capacidad de combinarse para describir cosas increíblemente complejas sin exigir cambios de programación. En nuestro sistema, la base de datos es literalmente un océano de estos hechos atómicos.</w:t>
       </w:r>
     </w:p>
     <w:p>
@@ -2905,7 +2443,7 @@
           <w:i w:val="0"/>
           <w:u w:val="none"/>
         </w:rPr>
-        <w:t xml:space="preserve">La forma coincide con la forma natural en que el lenguaje humano describe hechos, que es por lo cual los modelos de lenguaje producen estructuras compatibles sin esfuerzo. Y esa coincidencia es el punto: el modelo no impone una estructura ajena al lenguaje, sino que </w:t>
+        <w:t xml:space="preserve">Lo hermoso de este hallazgo no es que hayamos inventado un código nuevo, sino que descubrimos que esta forma matemática coincide milimétricamente con la forma en que los seres humanos (y la Inteligencia Artificial) hablan. El modelo no intenta obligar a las empresas a aprender un idioma robótico; simplemente </w:t>
       </w:r>
       <w:r>
         <w:rPr>
@@ -2913,7 +2451,7 @@
           <w:i w:val="0"/>
           <w:u w:val="none"/>
         </w:rPr>
-        <w:t>explicita la que el lenguaje ya tiene</w:t>
+        <w:t>toma la estructura natural del lenguaje humano y la convierte en tecnología</w:t>
       </w:r>
       <w:r>
         <w:rPr>
@@ -2939,23 +2477,7 @@
           <w:i w:val="0"/>
           <w:u w:val="none"/>
         </w:rPr>
-        <w:t xml:space="preserve">Hasta aquí el modelo se ha presentado como una arquitectura de hechos discretos. El próximo capítulo da un giro de perspectiva: muestra que los hechos atómicos, vistos en conjunto, forman un </w:t>
-      </w:r>
-      <w:r>
-        <w:rPr>
-          <w:b/>
-          <w:i w:val="0"/>
-          <w:u w:val="none"/>
-        </w:rPr>
-        <w:t>espacio multidimensional</w:t>
-      </w:r>
-      <w:r>
-        <w:rPr>
-          <w:b w:val="0"/>
-          <w:i w:val="0"/>
-          <w:u w:val="none"/>
-        </w:rPr>
-        <w:t xml:space="preserve"> — y que ese espacio tiene propiedades geométricas que permiten pensar las consultas como restricciones sobre coordenadas.</w:t>
+        <w:t xml:space="preserve">Hasta aquí, hemos tratado al modelo como una caja de piezas independientes. Cada hecho atómico parecía vivir por su cuenta. </w:t>
       </w:r>
     </w:p>
     <w:p>
@@ -2965,7 +2487,33 @@
           <w:i w:val="0"/>
           <w:u w:val="none"/>
         </w:rPr>
-        <w:t>No es solo una metáfora. Es una herramienta de razonamiento que ayuda a entender por qué el modelo es uniforme, por qué es eficiente, y por qué el mismo lenguaje de consulta sirve para cualquier dominio. Lo veremos en el capítulo 9.</w:t>
+        <w:t xml:space="preserve">El próximo capítulo nos pide que giremos la cámara y veamos el panorama desde arriba. Te voy a mostrar que cuando amontonas todos estos hechos atómicos, se forma un </w:t>
+      </w:r>
+      <w:r>
+        <w:rPr>
+          <w:b/>
+          <w:i w:val="0"/>
+          <w:u w:val="none"/>
+        </w:rPr>
+        <w:t>espacio geométrico</w:t>
+      </w:r>
+      <w:r>
+        <w:rPr>
+          <w:b w:val="0"/>
+          <w:i w:val="0"/>
+          <w:u w:val="none"/>
+        </w:rPr>
+        <w:t>. Y este espacio no es una metáfora hippie; es una herramienta puramente matemática que nos va a permitir hacer consultas masivas a una velocidad aterradora, aplicando restricciones sobre coordenadas como si estuviéramos jugando a la batalla naval.</w:t>
+      </w:r>
+    </w:p>
+    <w:p>
+      <w:r>
+        <w:rPr>
+          <w:b w:val="0"/>
+          <w:i w:val="0"/>
+          <w:u w:val="none"/>
+        </w:rPr>
+        <w:t>Veremos el modelo cobrando vida como una estructura tridimensional en el Capítulo 9.</w:t>
       </w:r>
     </w:p>
     <w:sectPr>
